--- a/documents/04-oakridge-ops-kickoff-notes.docx
+++ b/documents/04-oakridge-ops-kickoff-notes.docx
@@ -9783,7 +9783,7 @@
         <w:pStyle w:val="Heading1"/>
       </w:pPr>
       <w:r>
-        <w:t>Working remainder for OAK-MTG-2019-044</w:t>
+        <w:t>Open work after October 16, 2019</w:t>
       </w:r>
     </w:p>
     <w:p>
@@ -9797,7 +9797,7 @@
           <w:color w:val="222222"/>
           <w:sz w:val="24"/>
         </w:rPr>
-        <w:t>The front of Oakridge inventory API ops kickoff notes is the document. This remainder is the leftover a colleague still trips on: named people, named boxes, named tickets, and the work I still owe after October 16, 2019. It is not a second log and it is not a stack of exhibits with the same stub. If a paragraph fights the decision in the front, strike the paragraph.</w:t>
+        <w:t>What follows is leftover work from Oakridge inventory API ops kickoff notes: named people, named boxes, named tickets, and the items I still owe. If a paragraph fights the decision in the front of OAK-MTG-2019-044, strike the paragraph.</w:t>
       </w:r>
     </w:p>
     <w:p>
@@ -9951,7 +9951,7 @@
           <w:color w:val="222222"/>
           <w:sz w:val="24"/>
         </w:rPr>
-        <w:t>I will not put what we told people who were absent on a wiki that drifts. OAK-4412 and this file are the record. If Tom Rourke needs a diagram, they get a permalink, not a photo of a whiteboard. ops-bastion-01.internal stays out of the diagram title. If a new engineer asks where the leftover lives, I point here. I do not point at a Slack pin from October 16, 2019. Client Oakridge.</w:t>
+        <w:t>I will not put what we told people who were absent on a wiki that drifts. OAK-4412 and this file are the record. If Tom Rourke needs a diagram, they get a permalink, not a photo of a whiteboard. ops-bastion-01.internal stays out of the diagram title. If a new engineer asks where the leftover lives, I point here. I do not point at a Slack pin from October 16, 2019.</w:t>
       </w:r>
     </w:p>
     <w:p>
@@ -12295,7 +12295,7 @@
           <w:color w:val="222222"/>
           <w:sz w:val="24"/>
         </w:rPr>
-        <w:t>People who were absent still get a usable remainder, not a transcript. Kavya Menon gets the decision, the refuse, and the date. They do not get a reconstruction of who raised their voice. If they object, they object on OAK-TDD-2020-002. Client Oakridge. Author Aman Kumar.</w:t>
+        <w:t>People who were absent still get a usable remainder, not a transcript. Kavya Menon gets the decision, the refuse, and the date. They do not get a reconstruction of who raised their voice. If they object, they object on OAK-TDD-2020-002.</w:t>
       </w:r>
     </w:p>
     <w:p>
@@ -13340,7 +13340,7 @@
           <w:color w:val="222222"/>
           <w:sz w:val="24"/>
         </w:rPr>
-        <w:t>If you are implementing, keep the rejected alternative dead. If you are on-call, start read-only. If you are Tom Rourke, the ask is unchanged: pick the path in the main body or send it back with a named objection. Sample I would still defend: 571 rows, 35 minutes, freeze respected. Strike this remainder if it ever fights the decision callout. Author Aman Kumar. Client Oakridge.</w:t>
+        <w:t>If you are implementing, keep the rejected alternative dead. If you are on-call, start read-only. If you are Tom Rourke, the ask is unchanged: pick the path in the main body or send it back with a named objection. Sample I would still defend: 571 rows, 35 minutes, freeze respected. Strike this section if it ever fights the decision callout.</w:t>
       </w:r>
     </w:p>
     <w:p>
@@ -13354,7 +13354,7 @@
           <w:color w:val="222222"/>
           <w:sz w:val="24"/>
         </w:rPr>
-        <w:t>This heading is the reopen rule, not a promise that nothing follows. If we still need words after the bank, they are named leftovers, not another copy of the same stub. the parking lot that must stay parked is done as a heading when Priya Nair closes OAK-REQ-2019-014 or writes a new date.</w:t>
+        <w:t>This heading is the reopen rule. the parking lot that must stay parked is done when Priya Nair closes OAK-REQ-2019-014 or writes a new date.</w:t>
       </w:r>
     </w:p>
     <w:p>
@@ -14506,7 +14506,7 @@
           <w:color w:val="222222"/>
           <w:sz w:val="24"/>
         </w:rPr>
-        <w:t>I am out of new section shapes. What follows is leftover owners and tickets already in this file, written so a colleague can act. I will not invent another exhibit format to fill a page budget.</w:t>
+        <w:t>Owners and tickets still attached to OAK-MTG-2019-044, written so a colleague can act without hunting Slack. Close is a decision, a refuse, or a new date.</w:t>
       </w:r>
     </w:p>
     <w:p>
@@ -14520,7 +14520,7 @@
           <w:color w:val="222222"/>
           <w:sz w:val="24"/>
         </w:rPr>
-        <w:t>OAK-4412 still sits with Tom Rourke. Host ops-bastion-01.internal. Due October 27, 2019 unless they write a new date. Close is a decision, a refuse, or that date. I will not accept a status dump. Front-matter number I am not re-arguing: 16. If this leftover is done, Tom Rourke marks OAK-4412 done. Aman Kumar will not keep a shadow list. Client Oakridge.</w:t>
+        <w:t>OAK-4412 still sits with Tom Rourke. Host ops-bastion-01.internal. Due October 27, 2019 unless they write a new date. Close is a decision, a refuse, or that date. I will not accept a status dump. Front-matter number I am not re-arguing: 16. If this leftover is done, Tom Rourke marks OAK-4412 done. Aman Kumar will not keep a shadow list.</w:t>
       </w:r>
     </w:p>
     <w:p>
@@ -14618,7 +14618,7 @@
           <w:color w:val="222222"/>
           <w:sz w:val="24"/>
         </w:rPr>
-        <w:t>Stop leftover: OAK-REQ-2019-014 is not a twin of OAK-TDD-2020-002. Keep one thread. Fort Wayne on ops-bastion-01.internal. If this paragraph fights the front of OAK-MTG-2019-044, strike it. Due November 10, 2019. Client Oakridge.</w:t>
+        <w:t>Stop leftover: OAK-REQ-2019-014 is not a twin of OAK-TDD-2020-002. Keep one thread. Fort Wayne on ops-bastion-01.internal. If this paragraph fights the front of OAK-MTG-2019-044, strike it. Due November 10, 2019.</w:t>
       </w:r>
     </w:p>
     <w:p>
@@ -14632,7 +14632,7 @@
           <w:color w:val="222222"/>
           <w:sz w:val="24"/>
         </w:rPr>
-        <w:t>OAK-TDD-2020-002 still sits with Jess Okonkwo. Host ops-bastion-01.internal. Due November 12, 2019 unless they write a new date. Close is a decision, a refuse, or that date. I will not accept a status dump. Front-matter number I am not re-arguing: 13. If this leftover is done, Jess Okonkwo marks OAK-TDD-2020-002 done. Aman Kumar will not keep a shadow list. Client Oakridge.</w:t>
+        <w:t>OAK-TDD-2020-002 still sits with Jess Okonkwo. Host ops-bastion-01.internal. Due November 12, 2019 unless they write a new date. Close is a decision, a refuse, or that date. I will not accept a status dump. Front-matter number I am not re-arguing: 13. If this leftover is done, Jess Okonkwo marks OAK-TDD-2020-002 done. Aman Kumar will not keep a shadow list.</w:t>
       </w:r>
     </w:p>
     <w:p>
